--- a/docs/展会排期助手功能测试报告.docx
+++ b/docs/展会排期助手功能测试报告.docx
@@ -654,7 +654,7 @@
       <w:r>
         <w:drawing>
           <wp:inline xmlns:a="http://schemas.openxmlformats.org/drawingml/2006/main" xmlns:pic="http://schemas.openxmlformats.org/drawingml/2006/picture">
-            <wp:extent cx="4572000" cy="10160000"/>
+            <wp:extent cx="2286000" cy="3657600"/>
             <wp:docPr id="1" name="Picture 1"/>
             <wp:cNvGraphicFramePr>
               <a:graphicFrameLocks noChangeAspect="1"/>
@@ -675,7 +675,7 @@
                   <pic:spPr>
                     <a:xfrm>
                       <a:off x="0" y="0"/>
-                      <a:ext cx="4572000" cy="10160000"/>
+                      <a:ext cx="2286000" cy="3657600"/>
                     </a:xfrm>
                     <a:prstGeom prst="rect"/>
                   </pic:spPr>
@@ -778,7 +778,7 @@
       <w:r>
         <w:drawing>
           <wp:inline xmlns:a="http://schemas.openxmlformats.org/drawingml/2006/main" xmlns:pic="http://schemas.openxmlformats.org/drawingml/2006/picture">
-            <wp:extent cx="4572000" cy="10160000"/>
+            <wp:extent cx="2286000" cy="3657600"/>
             <wp:docPr id="2" name="Picture 2"/>
             <wp:cNvGraphicFramePr>
               <a:graphicFrameLocks noChangeAspect="1"/>
@@ -799,7 +799,7 @@
                   <pic:spPr>
                     <a:xfrm>
                       <a:off x="0" y="0"/>
-                      <a:ext cx="4572000" cy="10160000"/>
+                      <a:ext cx="2286000" cy="3657600"/>
                     </a:xfrm>
                     <a:prstGeom prst="rect"/>
                   </pic:spPr>
@@ -827,7 +827,7 @@
       <w:r>
         <w:drawing>
           <wp:inline xmlns:a="http://schemas.openxmlformats.org/drawingml/2006/main" xmlns:pic="http://schemas.openxmlformats.org/drawingml/2006/picture">
-            <wp:extent cx="4572000" cy="10160000"/>
+            <wp:extent cx="2286000" cy="3657600"/>
             <wp:docPr id="3" name="Picture 3"/>
             <wp:cNvGraphicFramePr>
               <a:graphicFrameLocks noChangeAspect="1"/>
@@ -848,7 +848,7 @@
                   <pic:spPr>
                     <a:xfrm>
                       <a:off x="0" y="0"/>
-                      <a:ext cx="4572000" cy="10160000"/>
+                      <a:ext cx="2286000" cy="3657600"/>
                     </a:xfrm>
                     <a:prstGeom prst="rect"/>
                   </pic:spPr>
@@ -876,7 +876,7 @@
       <w:r>
         <w:drawing>
           <wp:inline xmlns:a="http://schemas.openxmlformats.org/drawingml/2006/main" xmlns:pic="http://schemas.openxmlformats.org/drawingml/2006/picture">
-            <wp:extent cx="4572000" cy="10160000"/>
+            <wp:extent cx="2286000" cy="3657600"/>
             <wp:docPr id="4" name="Picture 4"/>
             <wp:cNvGraphicFramePr>
               <a:graphicFrameLocks noChangeAspect="1"/>
@@ -897,7 +897,7 @@
                   <pic:spPr>
                     <a:xfrm>
                       <a:off x="0" y="0"/>
-                      <a:ext cx="4572000" cy="10160000"/>
+                      <a:ext cx="2286000" cy="3657600"/>
                     </a:xfrm>
                     <a:prstGeom prst="rect"/>
                   </pic:spPr>
@@ -991,7 +991,7 @@
       <w:r>
         <w:drawing>
           <wp:inline xmlns:a="http://schemas.openxmlformats.org/drawingml/2006/main" xmlns:pic="http://schemas.openxmlformats.org/drawingml/2006/picture">
-            <wp:extent cx="4572000" cy="10160000"/>
+            <wp:extent cx="2286000" cy="3657600"/>
             <wp:docPr id="5" name="Picture 5"/>
             <wp:cNvGraphicFramePr>
               <a:graphicFrameLocks noChangeAspect="1"/>
@@ -1012,7 +1012,7 @@
                   <pic:spPr>
                     <a:xfrm>
                       <a:off x="0" y="0"/>
-                      <a:ext cx="4572000" cy="10160000"/>
+                      <a:ext cx="2286000" cy="3657600"/>
                     </a:xfrm>
                     <a:prstGeom prst="rect"/>
                   </pic:spPr>
@@ -1133,7 +1133,7 @@
       <w:r>
         <w:drawing>
           <wp:inline xmlns:a="http://schemas.openxmlformats.org/drawingml/2006/main" xmlns:pic="http://schemas.openxmlformats.org/drawingml/2006/picture">
-            <wp:extent cx="4572000" cy="10160000"/>
+            <wp:extent cx="2286000" cy="3657600"/>
             <wp:docPr id="6" name="Picture 6"/>
             <wp:cNvGraphicFramePr>
               <a:graphicFrameLocks noChangeAspect="1"/>
@@ -1154,7 +1154,7 @@
                   <pic:spPr>
                     <a:xfrm>
                       <a:off x="0" y="0"/>
-                      <a:ext cx="4572000" cy="10160000"/>
+                      <a:ext cx="2286000" cy="3657600"/>
                     </a:xfrm>
                     <a:prstGeom prst="rect"/>
                   </pic:spPr>
@@ -1248,7 +1248,7 @@
       <w:r>
         <w:drawing>
           <wp:inline xmlns:a="http://schemas.openxmlformats.org/drawingml/2006/main" xmlns:pic="http://schemas.openxmlformats.org/drawingml/2006/picture">
-            <wp:extent cx="4572000" cy="10160000"/>
+            <wp:extent cx="2286000" cy="3657600"/>
             <wp:docPr id="7" name="Picture 7"/>
             <wp:cNvGraphicFramePr>
               <a:graphicFrameLocks noChangeAspect="1"/>
@@ -1269,7 +1269,7 @@
                   <pic:spPr>
                     <a:xfrm>
                       <a:off x="0" y="0"/>
-                      <a:ext cx="4572000" cy="10160000"/>
+                      <a:ext cx="2286000" cy="3657600"/>
                     </a:xfrm>
                     <a:prstGeom prst="rect"/>
                   </pic:spPr>
@@ -1372,7 +1372,7 @@
       <w:r>
         <w:drawing>
           <wp:inline xmlns:a="http://schemas.openxmlformats.org/drawingml/2006/main" xmlns:pic="http://schemas.openxmlformats.org/drawingml/2006/picture">
-            <wp:extent cx="4572000" cy="10160000"/>
+            <wp:extent cx="2286000" cy="3657600"/>
             <wp:docPr id="8" name="Picture 8"/>
             <wp:cNvGraphicFramePr>
               <a:graphicFrameLocks noChangeAspect="1"/>
@@ -1393,7 +1393,7 @@
                   <pic:spPr>
                     <a:xfrm>
                       <a:off x="0" y="0"/>
-                      <a:ext cx="4572000" cy="10160000"/>
+                      <a:ext cx="2286000" cy="3657600"/>
                     </a:xfrm>
                     <a:prstGeom prst="rect"/>
                   </pic:spPr>

--- a/docs/展会排期助手功能测试报告.docx
+++ b/docs/展会排期助手功能测试报告.docx
@@ -654,7 +654,7 @@
       <w:r>
         <w:drawing>
           <wp:inline xmlns:a="http://schemas.openxmlformats.org/drawingml/2006/main" xmlns:pic="http://schemas.openxmlformats.org/drawingml/2006/picture">
-            <wp:extent cx="2286000" cy="3657600"/>
+            <wp:extent cx="2011680" cy="4470400"/>
             <wp:docPr id="1" name="Picture 1"/>
             <wp:cNvGraphicFramePr>
               <a:graphicFrameLocks noChangeAspect="1"/>
@@ -675,7 +675,7 @@
                   <pic:spPr>
                     <a:xfrm>
                       <a:off x="0" y="0"/>
-                      <a:ext cx="2286000" cy="3657600"/>
+                      <a:ext cx="2011680" cy="4470400"/>
                     </a:xfrm>
                     <a:prstGeom prst="rect"/>
                   </pic:spPr>
@@ -778,7 +778,7 @@
       <w:r>
         <w:drawing>
           <wp:inline xmlns:a="http://schemas.openxmlformats.org/drawingml/2006/main" xmlns:pic="http://schemas.openxmlformats.org/drawingml/2006/picture">
-            <wp:extent cx="2286000" cy="3657600"/>
+            <wp:extent cx="2011680" cy="4470400"/>
             <wp:docPr id="2" name="Picture 2"/>
             <wp:cNvGraphicFramePr>
               <a:graphicFrameLocks noChangeAspect="1"/>
@@ -799,7 +799,7 @@
                   <pic:spPr>
                     <a:xfrm>
                       <a:off x="0" y="0"/>
-                      <a:ext cx="2286000" cy="3657600"/>
+                      <a:ext cx="2011680" cy="4470400"/>
                     </a:xfrm>
                     <a:prstGeom prst="rect"/>
                   </pic:spPr>
@@ -827,7 +827,7 @@
       <w:r>
         <w:drawing>
           <wp:inline xmlns:a="http://schemas.openxmlformats.org/drawingml/2006/main" xmlns:pic="http://schemas.openxmlformats.org/drawingml/2006/picture">
-            <wp:extent cx="2286000" cy="3657600"/>
+            <wp:extent cx="2011680" cy="4470400"/>
             <wp:docPr id="3" name="Picture 3"/>
             <wp:cNvGraphicFramePr>
               <a:graphicFrameLocks noChangeAspect="1"/>
@@ -848,7 +848,7 @@
                   <pic:spPr>
                     <a:xfrm>
                       <a:off x="0" y="0"/>
-                      <a:ext cx="2286000" cy="3657600"/>
+                      <a:ext cx="2011680" cy="4470400"/>
                     </a:xfrm>
                     <a:prstGeom prst="rect"/>
                   </pic:spPr>
@@ -876,7 +876,7 @@
       <w:r>
         <w:drawing>
           <wp:inline xmlns:a="http://schemas.openxmlformats.org/drawingml/2006/main" xmlns:pic="http://schemas.openxmlformats.org/drawingml/2006/picture">
-            <wp:extent cx="2286000" cy="3657600"/>
+            <wp:extent cx="2011680" cy="4470400"/>
             <wp:docPr id="4" name="Picture 4"/>
             <wp:cNvGraphicFramePr>
               <a:graphicFrameLocks noChangeAspect="1"/>
@@ -897,7 +897,7 @@
                   <pic:spPr>
                     <a:xfrm>
                       <a:off x="0" y="0"/>
-                      <a:ext cx="2286000" cy="3657600"/>
+                      <a:ext cx="2011680" cy="4470400"/>
                     </a:xfrm>
                     <a:prstGeom prst="rect"/>
                   </pic:spPr>
@@ -991,7 +991,7 @@
       <w:r>
         <w:drawing>
           <wp:inline xmlns:a="http://schemas.openxmlformats.org/drawingml/2006/main" xmlns:pic="http://schemas.openxmlformats.org/drawingml/2006/picture">
-            <wp:extent cx="2286000" cy="3657600"/>
+            <wp:extent cx="2011680" cy="4470400"/>
             <wp:docPr id="5" name="Picture 5"/>
             <wp:cNvGraphicFramePr>
               <a:graphicFrameLocks noChangeAspect="1"/>
@@ -1012,7 +1012,7 @@
                   <pic:spPr>
                     <a:xfrm>
                       <a:off x="0" y="0"/>
-                      <a:ext cx="2286000" cy="3657600"/>
+                      <a:ext cx="2011680" cy="4470400"/>
                     </a:xfrm>
                     <a:prstGeom prst="rect"/>
                   </pic:spPr>
@@ -1133,7 +1133,7 @@
       <w:r>
         <w:drawing>
           <wp:inline xmlns:a="http://schemas.openxmlformats.org/drawingml/2006/main" xmlns:pic="http://schemas.openxmlformats.org/drawingml/2006/picture">
-            <wp:extent cx="2286000" cy="3657600"/>
+            <wp:extent cx="2011680" cy="4470400"/>
             <wp:docPr id="6" name="Picture 6"/>
             <wp:cNvGraphicFramePr>
               <a:graphicFrameLocks noChangeAspect="1"/>
@@ -1154,7 +1154,7 @@
                   <pic:spPr>
                     <a:xfrm>
                       <a:off x="0" y="0"/>
-                      <a:ext cx="2286000" cy="3657600"/>
+                      <a:ext cx="2011680" cy="4470400"/>
                     </a:xfrm>
                     <a:prstGeom prst="rect"/>
                   </pic:spPr>
@@ -1248,7 +1248,7 @@
       <w:r>
         <w:drawing>
           <wp:inline xmlns:a="http://schemas.openxmlformats.org/drawingml/2006/main" xmlns:pic="http://schemas.openxmlformats.org/drawingml/2006/picture">
-            <wp:extent cx="2286000" cy="3657600"/>
+            <wp:extent cx="2011680" cy="4470400"/>
             <wp:docPr id="7" name="Picture 7"/>
             <wp:cNvGraphicFramePr>
               <a:graphicFrameLocks noChangeAspect="1"/>
@@ -1269,7 +1269,7 @@
                   <pic:spPr>
                     <a:xfrm>
                       <a:off x="0" y="0"/>
-                      <a:ext cx="2286000" cy="3657600"/>
+                      <a:ext cx="2011680" cy="4470400"/>
                     </a:xfrm>
                     <a:prstGeom prst="rect"/>
                   </pic:spPr>
@@ -1372,7 +1372,7 @@
       <w:r>
         <w:drawing>
           <wp:inline xmlns:a="http://schemas.openxmlformats.org/drawingml/2006/main" xmlns:pic="http://schemas.openxmlformats.org/drawingml/2006/picture">
-            <wp:extent cx="2286000" cy="3657600"/>
+            <wp:extent cx="2011680" cy="4470400"/>
             <wp:docPr id="8" name="Picture 8"/>
             <wp:cNvGraphicFramePr>
               <a:graphicFrameLocks noChangeAspect="1"/>
@@ -1393,7 +1393,7 @@
                   <pic:spPr>
                     <a:xfrm>
                       <a:off x="0" y="0"/>
-                      <a:ext cx="2286000" cy="3657600"/>
+                      <a:ext cx="2011680" cy="4470400"/>
                     </a:xfrm>
                     <a:prstGeom prst="rect"/>
                   </pic:spPr>
